--- a/블로그글작성/판례/물환경_대법원_시리즈/판례_대법원2008도6298_분뇨처리수를버렸다면분뇨인상태인지부터가려야합니다.docx
+++ b/블로그글작성/판례/물환경_대법원_시리즈/판례_대법원2008도6298_분뇨처리수를버렸다면분뇨인상태인지부터가려야합니다.docx
@@ -599,6 +599,13 @@
           <w:rFonts w:ascii="맑은 고딕" w:hAnsi="맑은 고딕" w:eastAsia="맑은 고딕" w:cs="맑은 고딕"/>
           <w:color w:val="000000"/>
         </w:rPr>
+        <w:br/>
+      </w:r>
+      <w:r>
+        <w:rPr>
+          <w:rFonts w:ascii="맑은 고딕" w:hAnsi="맑은 고딕" w:eastAsia="맑은 고딕" w:cs="맑은 고딕"/>
+          <w:color w:val="000000"/>
+        </w:rPr>
         <w:t>② 공소사실은 피고인 1이 2007. 6. 12. 07:20경 의정부시에 있는 동부간선도로에 설치된 우수맨홀에, 회사 소유 분뇨처리 이동식 차량에 적재되어 있던 분뇨처리수 약 20ℓ를 무단 투기하였다는 것이다.</w:t>
       </w:r>
       <w:r>
@@ -613,6 +620,13 @@
           <w:rFonts w:ascii="맑은 고딕" w:hAnsi="맑은 고딕" w:eastAsia="맑은 고딕" w:cs="맑은 고딕"/>
           <w:color w:val="000000"/>
         </w:rPr>
+        <w:br/>
+      </w:r>
+      <w:r>
+        <w:rPr>
+          <w:rFonts w:ascii="맑은 고딕" w:hAnsi="맑은 고딕" w:eastAsia="맑은 고딕" w:cs="맑은 고딕"/>
+          <w:color w:val="000000"/>
+        </w:rPr>
         <w:t>③ 피고인 2 회사에 대하여는 그 대표자가 업무에 관하여 위와 같은 행위를 하였다는 이유로 함께 기소되었다.</w:t>
       </w:r>
       <w:r>
@@ -627,6 +641,13 @@
           <w:rFonts w:ascii="맑은 고딕" w:hAnsi="맑은 고딕" w:eastAsia="맑은 고딕" w:cs="맑은 고딕"/>
           <w:color w:val="000000"/>
         </w:rPr>
+        <w:br/>
+      </w:r>
+      <w:r>
+        <w:rPr>
+          <w:rFonts w:ascii="맑은 고딕" w:hAnsi="맑은 고딕" w:eastAsia="맑은 고딕" w:cs="맑은 고딕"/>
+          <w:color w:val="000000"/>
+        </w:rPr>
         <w:t>④ 피고인 1이 투기한 것은 자체 제작한 이동식 분뇨처리 탈수차량을 이용하여 분뇨를 탈수 처리한 후의 분뇨처리수로서 어느 정도의 정화과정을 거친 것이었다.</w:t>
       </w:r>
       <w:r>
@@ -641,7 +662,21 @@
           <w:rFonts w:ascii="맑은 고딕" w:hAnsi="맑은 고딕" w:eastAsia="맑은 고딕" w:cs="맑은 고딕"/>
           <w:color w:val="000000"/>
         </w:rPr>
+        <w:br/>
+      </w:r>
+      <w:r>
+        <w:rPr>
+          <w:rFonts w:ascii="맑은 고딕" w:hAnsi="맑은 고딕" w:eastAsia="맑은 고딕" w:cs="맑은 고딕"/>
+          <w:color w:val="000000"/>
+        </w:rPr>
         <w:t>⑤ 단속 공무원의 진술에 의하더라도 찌꺼기가 있거나 색깔이 누런 분뇨 자체가 아닌 액상이었고, 분뇨라고 판단한 것은 단지 소변냄새가 났기 때문이라는 것이었다.</w:t>
+      </w:r>
+      <w:r>
+        <w:rPr>
+          <w:rFonts w:ascii="맑은 고딕" w:hAnsi="맑은 고딕" w:eastAsia="맑은 고딕" w:cs="맑은 고딕"/>
+          <w:color w:val="000000"/>
+        </w:rPr>
+        <w:br/>
       </w:r>
       <w:r>
         <w:rPr>
@@ -694,6 +729,7 @@
         <w:rPr>
           <w:rFonts w:ascii="맑은 고딕" w:hAnsi="맑은 고딕" w:eastAsia="맑은 고딕" w:cs="맑은 고딕"/>
           <w:color w:val="000000"/>
+          <w:u w:val="single"/>
         </w:rPr>
         <w:t>이 사건의 쟁점은, 공공수역에 ‘분뇨를 버린다’는 것의 의미와, 어느 정도 정화 과정을 거친 분뇨처리수를 투기한 경우 그 처벌을 위하여 무엇을 심리하여야 하는지 여부이다.</w:t>
       </w:r>
@@ -733,7 +769,9 @@
       <w:r>
         <w:rPr>
           <w:rFonts w:ascii="맑은 고딕" w:hAnsi="맑은 고딕" w:eastAsia="맑은 고딕" w:cs="맑은 고딕"/>
-          <w:color w:val="000000"/>
+          <w:b/>
+          <w:color w:val="000000"/>
+          <w:u w:val="single"/>
         </w:rPr>
         <w:t>① 원심의 판단 원심은 피고인 1이 투기한 분뇨처리수가 법이 정한 분뇨에 해당한다고 단정하여 공소사실을 유죄로 인정한 제1심판결을 그대로 유지하였다.</w:t>
       </w:r>
@@ -749,6 +787,13 @@
           <w:rFonts w:ascii="맑은 고딕" w:hAnsi="맑은 고딕" w:eastAsia="맑은 고딕" w:cs="맑은 고딕"/>
           <w:color w:val="000000"/>
         </w:rPr>
+        <w:br/>
+      </w:r>
+      <w:r>
+        <w:rPr>
+          <w:rFonts w:ascii="맑은 고딕" w:hAnsi="맑은 고딕" w:eastAsia="맑은 고딕" w:cs="맑은 고딕"/>
+          <w:color w:val="000000"/>
+        </w:rPr>
         <w:t>② 대법원의 판단 그러나 원심의 조치는 다음과 같은 이유로 수긍하기 어렵다.</w:t>
       </w:r>
       <w:r>
@@ -763,6 +808,13 @@
           <w:rFonts w:ascii="맑은 고딕" w:hAnsi="맑은 고딕" w:eastAsia="맑은 고딕" w:cs="맑은 고딕"/>
           <w:color w:val="000000"/>
         </w:rPr>
+        <w:br/>
+      </w:r>
+      <w:r>
+        <w:rPr>
+          <w:rFonts w:ascii="맑은 고딕" w:hAnsi="맑은 고딕" w:eastAsia="맑은 고딕" w:cs="맑은 고딕"/>
+          <w:color w:val="000000"/>
+        </w:rPr>
         <w:t>③ 구 수질환경보전법은 정당한 사유 없이 공공수역에 분뇨를 버리는 행위를 금지하고 있는바, 여기서 분뇨를 버린다고 함은 물리적·화학적 또는 생물학적 방법에 의하여 분뇨를 안전하게 처리함이 없이 ‘분뇨인 상태’ 그대로 버리는 것을 말한다.</w:t>
       </w:r>
       <w:r>
@@ -777,6 +829,13 @@
           <w:rFonts w:ascii="맑은 고딕" w:hAnsi="맑은 고딕" w:eastAsia="맑은 고딕" w:cs="맑은 고딕"/>
           <w:color w:val="000000"/>
         </w:rPr>
+        <w:br/>
+      </w:r>
+      <w:r>
+        <w:rPr>
+          <w:rFonts w:ascii="맑은 고딕" w:hAnsi="맑은 고딕" w:eastAsia="맑은 고딕" w:cs="맑은 고딕"/>
+          <w:color w:val="000000"/>
+        </w:rPr>
         <w:t>④ 한편 수질오염으로 인한 국민건강 및 환경상의 위해를 예방하고 공공수역의 수질을 적정하게 관리·보전하려는 법의 입법 목적에 비추어 보면, 여기서 ‘분뇨인 상태’라 함은 분뇨 그 자체뿐만 아니라 수질오염으로 인하여 국민건강 및 환경상의 위해를 초래할 정도의 분뇨가 함유된 폐수도 포함된다.</w:t>
       </w:r>
       <w:r>
@@ -791,6 +850,13 @@
           <w:rFonts w:ascii="맑은 고딕" w:hAnsi="맑은 고딕" w:eastAsia="맑은 고딕" w:cs="맑은 고딕"/>
           <w:color w:val="000000"/>
         </w:rPr>
+        <w:br/>
+      </w:r>
+      <w:r>
+        <w:rPr>
+          <w:rFonts w:ascii="맑은 고딕" w:hAnsi="맑은 고딕" w:eastAsia="맑은 고딕" w:cs="맑은 고딕"/>
+          <w:color w:val="000000"/>
+        </w:rPr>
         <w:t>⑤ 그런데 피고인 1이 투기한 것은 이동식 분뇨처리 탈수차량을 이용하여 분뇨를 탈수 처리한 후의 분뇨처리수로서 어느 정도의 정화과정을 거친 것이고, 단속 공무원의 진술에 의하더라도 분뇨 자체가 아닌 액상이었다.</w:t>
       </w:r>
       <w:r>
@@ -805,6 +871,15 @@
           <w:rFonts w:ascii="맑은 고딕" w:hAnsi="맑은 고딕" w:eastAsia="맑은 고딕" w:cs="맑은 고딕"/>
           <w:color w:val="000000"/>
         </w:rPr>
+        <w:br/>
+      </w:r>
+      <w:r>
+        <w:rPr>
+          <w:rFonts w:ascii="맑은 고딕" w:hAnsi="맑은 고딕" w:eastAsia="맑은 고딕" w:cs="맑은 고딕"/>
+          <w:b/>
+          <w:color w:val="000000"/>
+          <w:u w:val="single"/>
+        </w:rPr>
         <w:t>⑥ 이와 같이 투기한 것이 분뇨 그 자체가 아닌 경우라면, 적어도 ‘분뇨인 상태’ 즉 수질오염으로 인하여 국민건강 및 환경상의 위해를 초래할 정도의 분뇨가 함유된 폐수로 볼 수 있는 경우에만 ‘분뇨를 버리는 행위’에 해당한다고 할 수 있다.</w:t>
       </w:r>
       <w:r>
@@ -819,6 +894,14 @@
           <w:rFonts w:ascii="맑은 고딕" w:hAnsi="맑은 고딕" w:eastAsia="맑은 고딕" w:cs="맑은 고딕"/>
           <w:color w:val="000000"/>
         </w:rPr>
+        <w:br/>
+      </w:r>
+      <w:r>
+        <w:rPr>
+          <w:rFonts w:ascii="맑은 고딕" w:hAnsi="맑은 고딕" w:eastAsia="맑은 고딕" w:cs="맑은 고딕"/>
+          <w:color w:val="000000"/>
+          <w:u w:val="single"/>
+        </w:rPr>
         <w:t>⑦ 그렇다면 원심으로서는 투기한 분뇨처리수가 위해를 초래할 정도의 분뇨가 함유된 폐수인지 여부를 가렸어야 한다.</w:t>
       </w:r>
       <w:r>
@@ -832,6 +915,15 @@
         <w:rPr>
           <w:rFonts w:ascii="맑은 고딕" w:hAnsi="맑은 고딕" w:eastAsia="맑은 고딕" w:cs="맑은 고딕"/>
           <w:color w:val="000000"/>
+        </w:rPr>
+        <w:br/>
+      </w:r>
+      <w:r>
+        <w:rPr>
+          <w:rFonts w:ascii="맑은 고딕" w:hAnsi="맑은 고딕" w:eastAsia="맑은 고딕" w:cs="맑은 고딕"/>
+          <w:b/>
+          <w:color w:val="000000"/>
+          <w:u w:val="single"/>
         </w:rPr>
         <w:t>⑧ 그럼에도 이러한 조치까지 나아가지 아니한 채 분뇨에 해당한다고 단정하여 유죄로 인정한 원심판결에는 분뇨의 개념에 관한 법리를 오해하거나 필요한 심리를 다하지 아니한 위법이 있다.</w:t>
       </w:r>

--- a/블로그글작성/판례/물환경_대법원_시리즈/판례_대법원2008도6298_분뇨처리수를버렸다면분뇨인상태인지부터가려야합니다.docx
+++ b/블로그글작성/판례/물환경_대법원_시리즈/판례_대법원2008도6298_분뇨처리수를버렸다면분뇨인상태인지부터가려야합니다.docx
@@ -16,7 +16,7 @@
           <w:color w:val="000000"/>
           <w:sz w:val="30"/>
         </w:rPr>
-        <w:t>분뇨처리수를 버렸다면 ‘분뇨인 상태’인지부터 가려야 합니다</w:t>
+        <w:t>분뇨처리수를 버렸다면 ‘분뇨인 상태’인지부터 가려야 합니다. (2008도6298)</w:t>
       </w:r>
     </w:p>
     <w:p>
@@ -47,12 +47,6 @@
         </w:rPr>
         <w:t>○ 이동식 분뇨처리 탈수차량으로 어느 정도 정화한 분뇨처리수를 우수맨홀에 투기한 사건입니다. 대법원은 ‘분뇨를 버린다’는 것은 안전한 처리 없이 ‘분뇨인 상태’ 그대로 버리는 것을 말하고, 여기에는 위해를 초래할 정도의 분뇨가 함유된 폐수도 포함되므로, 그 해당 여부를 가려야 한다고 보았습니다.</w:t>
       </w:r>
-    </w:p>
-    <w:p>
-      <w:pPr>
-        <w:autoSpaceDN w:val="0"/>
-        <w:autoSpaceDE w:val="0"/>
-      </w:pPr>
     </w:p>
     <w:p>
       <w:pPr>
@@ -220,12 +214,6 @@
       <w:pPr>
         <w:autoSpaceDN w:val="0"/>
         <w:autoSpaceDE w:val="0"/>
-      </w:pPr>
-    </w:p>
-    <w:p>
-      <w:pPr>
-        <w:autoSpaceDN w:val="0"/>
-        <w:autoSpaceDE w:val="0"/>
         <w:pStyle w:val="2"/>
       </w:pPr>
       <w:r>
@@ -558,6 +546,139 @@
       <w:pPr>
         <w:autoSpaceDN w:val="0"/>
         <w:autoSpaceDE w:val="0"/>
+        <w:pStyle w:val="2"/>
+        <w:spacing w:before="80"/>
+      </w:pPr>
+      <w:r>
+        <w:rPr>
+          <w:rFonts w:ascii="맑은 고딕" w:hAnsi="맑은 고딕" w:eastAsia="맑은 고딕" w:cs="맑은 고딕"/>
+          <w:color w:val="000000"/>
+        </w:rPr>
+        <w:t>2. 사실관계</w:t>
+      </w:r>
+    </w:p>
+    <w:p>
+      <w:pPr>
+        <w:autoSpaceDN w:val="0"/>
+        <w:autoSpaceDE w:val="0"/>
+      </w:pPr>
+      <w:r>
+        <w:rPr>
+          <w:rFonts w:ascii="맑은 고딕" w:hAnsi="맑은 고딕" w:eastAsia="맑은 고딕" w:cs="맑은 고딕"/>
+          <w:color w:val="000000"/>
+        </w:rPr>
+        <w:t>① 피고인 1은 피고인 2 회사의 대표이사이고, 피고인 2 회사는 분뇨처리 및 이동식 탈수차량 제조 등을 목적으로 설립된 법인이다.</w:t>
+      </w:r>
+      <w:r>
+        <w:rPr>
+          <w:rFonts w:ascii="맑은 고딕" w:hAnsi="맑은 고딕" w:eastAsia="맑은 고딕" w:cs="맑은 고딕"/>
+          <w:color w:val="000000"/>
+        </w:rPr>
+        <w:br/>
+      </w:r>
+      <w:r>
+        <w:rPr>
+          <w:rFonts w:ascii="맑은 고딕" w:hAnsi="맑은 고딕" w:eastAsia="맑은 고딕" w:cs="맑은 고딕"/>
+          <w:color w:val="000000"/>
+        </w:rPr>
+        <w:br/>
+      </w:r>
+      <w:r>
+        <w:rPr>
+          <w:rFonts w:ascii="맑은 고딕" w:hAnsi="맑은 고딕" w:eastAsia="맑은 고딕" w:cs="맑은 고딕"/>
+          <w:color w:val="000000"/>
+        </w:rPr>
+        <w:t>② 공소사실은 피고인 1이 2007. 6. 12. 07:20경 의정부시에 있는 동부간선도로에 설치된 우수맨홀에, 회사 소유 분뇨처리 이동식 차량에 적재되어 있던 분뇨처리수 약 20ℓ를 무단 투기하였다는 것이다.</w:t>
+      </w:r>
+      <w:r>
+        <w:rPr>
+          <w:rFonts w:ascii="맑은 고딕" w:hAnsi="맑은 고딕" w:eastAsia="맑은 고딕" w:cs="맑은 고딕"/>
+          <w:color w:val="000000"/>
+        </w:rPr>
+        <w:br/>
+      </w:r>
+      <w:r>
+        <w:rPr>
+          <w:rFonts w:ascii="맑은 고딕" w:hAnsi="맑은 고딕" w:eastAsia="맑은 고딕" w:cs="맑은 고딕"/>
+          <w:color w:val="000000"/>
+        </w:rPr>
+        <w:br/>
+      </w:r>
+      <w:r>
+        <w:rPr>
+          <w:rFonts w:ascii="맑은 고딕" w:hAnsi="맑은 고딕" w:eastAsia="맑은 고딕" w:cs="맑은 고딕"/>
+          <w:color w:val="000000"/>
+        </w:rPr>
+        <w:t>③ 피고인 2 회사에 대하여는 그 대표자가 업무에 관하여 위와 같은 행위를 하였다는 이유로 함께 기소되었다.</w:t>
+      </w:r>
+      <w:r>
+        <w:rPr>
+          <w:rFonts w:ascii="맑은 고딕" w:hAnsi="맑은 고딕" w:eastAsia="맑은 고딕" w:cs="맑은 고딕"/>
+          <w:color w:val="000000"/>
+        </w:rPr>
+        <w:br/>
+      </w:r>
+      <w:r>
+        <w:rPr>
+          <w:rFonts w:ascii="맑은 고딕" w:hAnsi="맑은 고딕" w:eastAsia="맑은 고딕" w:cs="맑은 고딕"/>
+          <w:color w:val="000000"/>
+        </w:rPr>
+        <w:br/>
+      </w:r>
+      <w:r>
+        <w:rPr>
+          <w:rFonts w:ascii="맑은 고딕" w:hAnsi="맑은 고딕" w:eastAsia="맑은 고딕" w:cs="맑은 고딕"/>
+          <w:color w:val="000000"/>
+        </w:rPr>
+        <w:t>④ 피고인 1이 투기한 것은 자체 제작한 이동식 분뇨처리 탈수차량을 이용하여 분뇨를 탈수 처리한 후의 분뇨처리수로서 어느 정도의 정화과정을 거친 것이었다.</w:t>
+      </w:r>
+      <w:r>
+        <w:rPr>
+          <w:rFonts w:ascii="맑은 고딕" w:hAnsi="맑은 고딕" w:eastAsia="맑은 고딕" w:cs="맑은 고딕"/>
+          <w:color w:val="000000"/>
+        </w:rPr>
+        <w:br/>
+      </w:r>
+      <w:r>
+        <w:rPr>
+          <w:rFonts w:ascii="맑은 고딕" w:hAnsi="맑은 고딕" w:eastAsia="맑은 고딕" w:cs="맑은 고딕"/>
+          <w:color w:val="000000"/>
+        </w:rPr>
+        <w:br/>
+      </w:r>
+      <w:r>
+        <w:rPr>
+          <w:rFonts w:ascii="맑은 고딕" w:hAnsi="맑은 고딕" w:eastAsia="맑은 고딕" w:cs="맑은 고딕"/>
+          <w:color w:val="000000"/>
+        </w:rPr>
+        <w:t>⑤ 단속 공무원의 진술에 의하더라도 찌꺼기가 있거나 색깔이 누런 분뇨 자체가 아닌 액상이었고, 분뇨라고 판단한 것은 단지 소변냄새가 났기 때문이라는 것이었다.</w:t>
+      </w:r>
+      <w:r>
+        <w:rPr>
+          <w:rFonts w:ascii="맑은 고딕" w:hAnsi="맑은 고딕" w:eastAsia="맑은 고딕" w:cs="맑은 고딕"/>
+          <w:color w:val="000000"/>
+        </w:rPr>
+        <w:br/>
+      </w:r>
+      <w:r>
+        <w:rPr>
+          <w:rFonts w:ascii="맑은 고딕" w:hAnsi="맑은 고딕" w:eastAsia="맑은 고딕" w:cs="맑은 고딕"/>
+          <w:color w:val="000000"/>
+        </w:rPr>
+        <w:br/>
+      </w:r>
+      <w:r>
+        <w:rPr>
+          <w:rFonts w:ascii="맑은 고딕" w:hAnsi="맑은 고딕" w:eastAsia="맑은 고딕" w:cs="맑은 고딕"/>
+          <w:color w:val="000000"/>
+        </w:rPr>
+        <w:t>⑥ 원심은 위 분뇨처리수가 법이 정한 분뇨에 해당한다고 단정하여 공소사실을 유죄로 인정한 제1심판결을 그대로 유지하였다.</w:t>
+      </w:r>
+    </w:p>
+    <w:p>
+      <w:pPr>
+        <w:autoSpaceDN w:val="0"/>
+        <w:autoSpaceDE w:val="0"/>
       </w:pPr>
     </w:p>
     <w:p>
@@ -572,7 +693,7 @@
           <w:rFonts w:ascii="맑은 고딕" w:hAnsi="맑은 고딕" w:eastAsia="맑은 고딕" w:cs="맑은 고딕"/>
           <w:color w:val="000000"/>
         </w:rPr>
-        <w:t>2. 사실관계</w:t>
+        <w:t>3. 쟁점</w:t>
       </w:r>
     </w:p>
     <w:p>
@@ -584,120 +705,10 @@
         <w:rPr>
           <w:rFonts w:ascii="맑은 고딕" w:hAnsi="맑은 고딕" w:eastAsia="맑은 고딕" w:cs="맑은 고딕"/>
           <w:color w:val="000000"/>
-        </w:rPr>
-        <w:t>① 피고인 1은 피고인 2 회사의 대표이사이고, 피고인 2 회사는 분뇨처리 및 이동식 탈수차량 제조 등을 목적으로 설립된 법인이다.</w:t>
-      </w:r>
-      <w:r>
-        <w:rPr>
-          <w:rFonts w:ascii="맑은 고딕" w:hAnsi="맑은 고딕" w:eastAsia="맑은 고딕" w:cs="맑은 고딕"/>
-          <w:color w:val="000000"/>
-        </w:rPr>
-        <w:br/>
-      </w:r>
-      <w:r>
-        <w:rPr>
-          <w:rFonts w:ascii="맑은 고딕" w:hAnsi="맑은 고딕" w:eastAsia="맑은 고딕" w:cs="맑은 고딕"/>
-          <w:color w:val="000000"/>
-        </w:rPr>
-        <w:br/>
-      </w:r>
-      <w:r>
-        <w:rPr>
-          <w:rFonts w:ascii="맑은 고딕" w:hAnsi="맑은 고딕" w:eastAsia="맑은 고딕" w:cs="맑은 고딕"/>
-          <w:color w:val="000000"/>
-        </w:rPr>
-        <w:t>② 공소사실은 피고인 1이 2007. 6. 12. 07:20경 의정부시에 있는 동부간선도로에 설치된 우수맨홀에, 회사 소유 분뇨처리 이동식 차량에 적재되어 있던 분뇨처리수 약 20ℓ를 무단 투기하였다는 것이다.</w:t>
-      </w:r>
-      <w:r>
-        <w:rPr>
-          <w:rFonts w:ascii="맑은 고딕" w:hAnsi="맑은 고딕" w:eastAsia="맑은 고딕" w:cs="맑은 고딕"/>
-          <w:color w:val="000000"/>
-        </w:rPr>
-        <w:br/>
-      </w:r>
-      <w:r>
-        <w:rPr>
-          <w:rFonts w:ascii="맑은 고딕" w:hAnsi="맑은 고딕" w:eastAsia="맑은 고딕" w:cs="맑은 고딕"/>
-          <w:color w:val="000000"/>
-        </w:rPr>
-        <w:br/>
-      </w:r>
-      <w:r>
-        <w:rPr>
-          <w:rFonts w:ascii="맑은 고딕" w:hAnsi="맑은 고딕" w:eastAsia="맑은 고딕" w:cs="맑은 고딕"/>
-          <w:color w:val="000000"/>
-        </w:rPr>
-        <w:t>③ 피고인 2 회사에 대하여는 그 대표자가 업무에 관하여 위와 같은 행위를 하였다는 이유로 함께 기소되었다.</w:t>
-      </w:r>
-      <w:r>
-        <w:rPr>
-          <w:rFonts w:ascii="맑은 고딕" w:hAnsi="맑은 고딕" w:eastAsia="맑은 고딕" w:cs="맑은 고딕"/>
-          <w:color w:val="000000"/>
-        </w:rPr>
-        <w:br/>
-      </w:r>
-      <w:r>
-        <w:rPr>
-          <w:rFonts w:ascii="맑은 고딕" w:hAnsi="맑은 고딕" w:eastAsia="맑은 고딕" w:cs="맑은 고딕"/>
-          <w:color w:val="000000"/>
-        </w:rPr>
-        <w:br/>
-      </w:r>
-      <w:r>
-        <w:rPr>
-          <w:rFonts w:ascii="맑은 고딕" w:hAnsi="맑은 고딕" w:eastAsia="맑은 고딕" w:cs="맑은 고딕"/>
-          <w:color w:val="000000"/>
-        </w:rPr>
-        <w:t>④ 피고인 1이 투기한 것은 자체 제작한 이동식 분뇨처리 탈수차량을 이용하여 분뇨를 탈수 처리한 후의 분뇨처리수로서 어느 정도의 정화과정을 거친 것이었다.</w:t>
-      </w:r>
-      <w:r>
-        <w:rPr>
-          <w:rFonts w:ascii="맑은 고딕" w:hAnsi="맑은 고딕" w:eastAsia="맑은 고딕" w:cs="맑은 고딕"/>
-          <w:color w:val="000000"/>
-        </w:rPr>
-        <w:br/>
-      </w:r>
-      <w:r>
-        <w:rPr>
-          <w:rFonts w:ascii="맑은 고딕" w:hAnsi="맑은 고딕" w:eastAsia="맑은 고딕" w:cs="맑은 고딕"/>
-          <w:color w:val="000000"/>
-        </w:rPr>
-        <w:br/>
-      </w:r>
-      <w:r>
-        <w:rPr>
-          <w:rFonts w:ascii="맑은 고딕" w:hAnsi="맑은 고딕" w:eastAsia="맑은 고딕" w:cs="맑은 고딕"/>
-          <w:color w:val="000000"/>
-        </w:rPr>
-        <w:t>⑤ 단속 공무원의 진술에 의하더라도 찌꺼기가 있거나 색깔이 누런 분뇨 자체가 아닌 액상이었고, 분뇨라고 판단한 것은 단지 소변냄새가 났기 때문이라는 것이었다.</w:t>
-      </w:r>
-      <w:r>
-        <w:rPr>
-          <w:rFonts w:ascii="맑은 고딕" w:hAnsi="맑은 고딕" w:eastAsia="맑은 고딕" w:cs="맑은 고딕"/>
-          <w:color w:val="000000"/>
-        </w:rPr>
-        <w:br/>
-      </w:r>
-      <w:r>
-        <w:rPr>
-          <w:rFonts w:ascii="맑은 고딕" w:hAnsi="맑은 고딕" w:eastAsia="맑은 고딕" w:cs="맑은 고딕"/>
-          <w:color w:val="000000"/>
-        </w:rPr>
-        <w:br/>
-      </w:r>
-      <w:r>
-        <w:rPr>
-          <w:rFonts w:ascii="맑은 고딕" w:hAnsi="맑은 고딕" w:eastAsia="맑은 고딕" w:cs="맑은 고딕"/>
-          <w:color w:val="000000"/>
-        </w:rPr>
-        <w:t>⑥ 원심은 위 분뇨처리수가 법이 정한 분뇨에 해당한다고 단정하여 공소사실을 유죄로 인정한 제1심판결을 그대로 유지하였다.</w:t>
-      </w:r>
-    </w:p>
-    <w:p>
-      <w:pPr>
-        <w:autoSpaceDN w:val="0"/>
-        <w:autoSpaceDE w:val="0"/>
-      </w:pPr>
+          <w:u w:val="single"/>
+        </w:rPr>
+        <w:t>이 사건의 쟁점은, 공공수역에 ‘분뇨를 버린다’는 것의 의미와, 어느 정도 정화 과정을 거친 분뇨처리수를 투기한 경우 그 처벌을 위하여 무엇을 심리하여야 하는지 여부이다.</w:t>
+      </w:r>
     </w:p>
     <w:p>
       <w:pPr>
@@ -717,7 +728,7 @@
           <w:rFonts w:ascii="맑은 고딕" w:hAnsi="맑은 고딕" w:eastAsia="맑은 고딕" w:cs="맑은 고딕"/>
           <w:color w:val="000000"/>
         </w:rPr>
-        <w:t>3. 쟁점</w:t>
+        <w:t>4. 판단</w:t>
       </w:r>
     </w:p>
     <w:p>
@@ -728,44 +739,110 @@
       <w:r>
         <w:rPr>
           <w:rFonts w:ascii="맑은 고딕" w:hAnsi="맑은 고딕" w:eastAsia="맑은 고딕" w:cs="맑은 고딕"/>
+          <w:b/>
           <w:color w:val="000000"/>
           <w:u w:val="single"/>
         </w:rPr>
-        <w:t>이 사건의 쟁점은, 공공수역에 ‘분뇨를 버린다’는 것의 의미와, 어느 정도 정화 과정을 거친 분뇨처리수를 투기한 경우 그 처벌을 위하여 무엇을 심리하여야 하는지 여부이다.</w:t>
-      </w:r>
-    </w:p>
-    <w:p>
-      <w:pPr>
-        <w:autoSpaceDN w:val="0"/>
-        <w:autoSpaceDE w:val="0"/>
-      </w:pPr>
-    </w:p>
-    <w:p>
-      <w:pPr>
-        <w:autoSpaceDN w:val="0"/>
-        <w:autoSpaceDE w:val="0"/>
-      </w:pPr>
-    </w:p>
-    <w:p>
-      <w:pPr>
-        <w:autoSpaceDN w:val="0"/>
-        <w:autoSpaceDE w:val="0"/>
-        <w:pStyle w:val="2"/>
-        <w:spacing w:before="80"/>
-      </w:pPr>
-      <w:r>
-        <w:rPr>
-          <w:rFonts w:ascii="맑은 고딕" w:hAnsi="맑은 고딕" w:eastAsia="맑은 고딕" w:cs="맑은 고딕"/>
-          <w:color w:val="000000"/>
-        </w:rPr>
-        <w:t>4. 판단</w:t>
-      </w:r>
-    </w:p>
-    <w:p>
-      <w:pPr>
-        <w:autoSpaceDN w:val="0"/>
-        <w:autoSpaceDE w:val="0"/>
-      </w:pPr>
+        <w:t>① 원심의 판단 원심은 피고인 1이 투기한 분뇨처리수가 법이 정한 분뇨에 해당한다고 단정하여 공소사실을 유죄로 인정한 제1심판결을 그대로 유지하였다.</w:t>
+      </w:r>
+      <w:r>
+        <w:rPr>
+          <w:rFonts w:ascii="맑은 고딕" w:hAnsi="맑은 고딕" w:eastAsia="맑은 고딕" w:cs="맑은 고딕"/>
+          <w:color w:val="000000"/>
+        </w:rPr>
+        <w:br/>
+      </w:r>
+      <w:r>
+        <w:rPr>
+          <w:rFonts w:ascii="맑은 고딕" w:hAnsi="맑은 고딕" w:eastAsia="맑은 고딕" w:cs="맑은 고딕"/>
+          <w:color w:val="000000"/>
+        </w:rPr>
+        <w:br/>
+      </w:r>
+      <w:r>
+        <w:rPr>
+          <w:rFonts w:ascii="맑은 고딕" w:hAnsi="맑은 고딕" w:eastAsia="맑은 고딕" w:cs="맑은 고딕"/>
+          <w:color w:val="000000"/>
+        </w:rPr>
+        <w:t>② 대법원의 판단 그러나 원심의 조치는 다음과 같은 이유로 수긍하기 어렵다.</w:t>
+      </w:r>
+      <w:r>
+        <w:rPr>
+          <w:rFonts w:ascii="맑은 고딕" w:hAnsi="맑은 고딕" w:eastAsia="맑은 고딕" w:cs="맑은 고딕"/>
+          <w:color w:val="000000"/>
+        </w:rPr>
+        <w:br/>
+      </w:r>
+      <w:r>
+        <w:rPr>
+          <w:rFonts w:ascii="맑은 고딕" w:hAnsi="맑은 고딕" w:eastAsia="맑은 고딕" w:cs="맑은 고딕"/>
+          <w:color w:val="000000"/>
+        </w:rPr>
+        <w:br/>
+      </w:r>
+      <w:r>
+        <w:rPr>
+          <w:rFonts w:ascii="맑은 고딕" w:hAnsi="맑은 고딕" w:eastAsia="맑은 고딕" w:cs="맑은 고딕"/>
+          <w:color w:val="000000"/>
+        </w:rPr>
+        <w:t>③ 구 수질환경보전법은 정당한 사유 없이 공공수역에 분뇨를 버리는 행위를 금지하고 있는바, 여기서 분뇨를 버린다고 함은 물리적·화학적 또는 생물학적 방법에 의하여 분뇨를 안전하게 처리함이 없이 ‘분뇨인 상태’ 그대로 버리는 것을 말한다.</w:t>
+      </w:r>
+      <w:r>
+        <w:rPr>
+          <w:rFonts w:ascii="맑은 고딕" w:hAnsi="맑은 고딕" w:eastAsia="맑은 고딕" w:cs="맑은 고딕"/>
+          <w:color w:val="000000"/>
+        </w:rPr>
+        <w:br/>
+      </w:r>
+      <w:r>
+        <w:rPr>
+          <w:rFonts w:ascii="맑은 고딕" w:hAnsi="맑은 고딕" w:eastAsia="맑은 고딕" w:cs="맑은 고딕"/>
+          <w:color w:val="000000"/>
+        </w:rPr>
+        <w:br/>
+      </w:r>
+      <w:r>
+        <w:rPr>
+          <w:rFonts w:ascii="맑은 고딕" w:hAnsi="맑은 고딕" w:eastAsia="맑은 고딕" w:cs="맑은 고딕"/>
+          <w:color w:val="000000"/>
+        </w:rPr>
+        <w:t>④ 한편 수질오염으로 인한 국민건강 및 환경상의 위해를 예방하고 공공수역의 수질을 적정하게 관리·보전하려는 법의 입법 목적에 비추어 보면, 여기서 ‘분뇨인 상태’라 함은 분뇨 그 자체뿐만 아니라 수질오염으로 인하여 국민건강 및 환경상의 위해를 초래할 정도의 분뇨가 함유된 폐수도 포함된다.</w:t>
+      </w:r>
+      <w:r>
+        <w:rPr>
+          <w:rFonts w:ascii="맑은 고딕" w:hAnsi="맑은 고딕" w:eastAsia="맑은 고딕" w:cs="맑은 고딕"/>
+          <w:color w:val="000000"/>
+        </w:rPr>
+        <w:br/>
+      </w:r>
+      <w:r>
+        <w:rPr>
+          <w:rFonts w:ascii="맑은 고딕" w:hAnsi="맑은 고딕" w:eastAsia="맑은 고딕" w:cs="맑은 고딕"/>
+          <w:color w:val="000000"/>
+        </w:rPr>
+        <w:br/>
+      </w:r>
+      <w:r>
+        <w:rPr>
+          <w:rFonts w:ascii="맑은 고딕" w:hAnsi="맑은 고딕" w:eastAsia="맑은 고딕" w:cs="맑은 고딕"/>
+          <w:color w:val="000000"/>
+        </w:rPr>
+        <w:t>⑤ 그런데 피고인 1이 투기한 것은 이동식 분뇨처리 탈수차량을 이용하여 분뇨를 탈수 처리한 후의 분뇨처리수로서 어느 정도의 정화과정을 거친 것이고, 단속 공무원의 진술에 의하더라도 분뇨 자체가 아닌 액상이었다.</w:t>
+      </w:r>
+      <w:r>
+        <w:rPr>
+          <w:rFonts w:ascii="맑은 고딕" w:hAnsi="맑은 고딕" w:eastAsia="맑은 고딕" w:cs="맑은 고딕"/>
+          <w:color w:val="000000"/>
+        </w:rPr>
+        <w:br/>
+      </w:r>
+      <w:r>
+        <w:rPr>
+          <w:rFonts w:ascii="맑은 고딕" w:hAnsi="맑은 고딕" w:eastAsia="맑은 고딕" w:cs="맑은 고딕"/>
+          <w:color w:val="000000"/>
+        </w:rPr>
+        <w:br/>
+      </w:r>
       <w:r>
         <w:rPr>
           <w:rFonts w:ascii="맑은 고딕" w:hAnsi="맑은 고딕" w:eastAsia="맑은 고딕" w:cs="맑은 고딕"/>
@@ -773,7 +850,7 @@
           <w:color w:val="000000"/>
           <w:u w:val="single"/>
         </w:rPr>
-        <w:t>① 원심의 판단 원심은 피고인 1이 투기한 분뇨처리수가 법이 정한 분뇨에 해당한다고 단정하여 공소사실을 유죄로 인정한 제1심판결을 그대로 유지하였다.</w:t>
+        <w:t>⑥ 이와 같이 투기한 것이 분뇨 그 자체가 아닌 경우라면, 적어도 ‘분뇨인 상태’ 즉 수질오염으로 인하여 국민건강 및 환경상의 위해를 초래할 정도의 분뇨가 함유된 폐수로 볼 수 있는 경우에만 ‘분뇨를 버리는 행위’에 해당한다고 할 수 있다.</w:t>
       </w:r>
       <w:r>
         <w:rPr>
@@ -793,8 +870,9 @@
         <w:rPr>
           <w:rFonts w:ascii="맑은 고딕" w:hAnsi="맑은 고딕" w:eastAsia="맑은 고딕" w:cs="맑은 고딕"/>
           <w:color w:val="000000"/>
-        </w:rPr>
-        <w:t>② 대법원의 판단 그러나 원심의 조치는 다음과 같은 이유로 수긍하기 어렵다.</w:t>
+          <w:u w:val="single"/>
+        </w:rPr>
+        <w:t>⑦ 그렇다면 원심으로서는 투기한 분뇨처리수가 위해를 초래할 정도의 분뇨가 함유된 폐수인지 여부를 가렸어야 한다.</w:t>
       </w:r>
       <w:r>
         <w:rPr>
@@ -813,126 +891,12 @@
       <w:r>
         <w:rPr>
           <w:rFonts w:ascii="맑은 고딕" w:hAnsi="맑은 고딕" w:eastAsia="맑은 고딕" w:cs="맑은 고딕"/>
-          <w:color w:val="000000"/>
-        </w:rPr>
-        <w:t>③ 구 수질환경보전법은 정당한 사유 없이 공공수역에 분뇨를 버리는 행위를 금지하고 있는바, 여기서 분뇨를 버린다고 함은 물리적·화학적 또는 생물학적 방법에 의하여 분뇨를 안전하게 처리함이 없이 ‘분뇨인 상태’ 그대로 버리는 것을 말한다.</w:t>
-      </w:r>
-      <w:r>
-        <w:rPr>
-          <w:rFonts w:ascii="맑은 고딕" w:hAnsi="맑은 고딕" w:eastAsia="맑은 고딕" w:cs="맑은 고딕"/>
-          <w:color w:val="000000"/>
-        </w:rPr>
-        <w:br/>
-      </w:r>
-      <w:r>
-        <w:rPr>
-          <w:rFonts w:ascii="맑은 고딕" w:hAnsi="맑은 고딕" w:eastAsia="맑은 고딕" w:cs="맑은 고딕"/>
-          <w:color w:val="000000"/>
-        </w:rPr>
-        <w:br/>
-      </w:r>
-      <w:r>
-        <w:rPr>
-          <w:rFonts w:ascii="맑은 고딕" w:hAnsi="맑은 고딕" w:eastAsia="맑은 고딕" w:cs="맑은 고딕"/>
-          <w:color w:val="000000"/>
-        </w:rPr>
-        <w:t>④ 한편 수질오염으로 인한 국민건강 및 환경상의 위해를 예방하고 공공수역의 수질을 적정하게 관리·보전하려는 법의 입법 목적에 비추어 보면, 여기서 ‘분뇨인 상태’라 함은 분뇨 그 자체뿐만 아니라 수질오염으로 인하여 국민건강 및 환경상의 위해를 초래할 정도의 분뇨가 함유된 폐수도 포함된다.</w:t>
-      </w:r>
-      <w:r>
-        <w:rPr>
-          <w:rFonts w:ascii="맑은 고딕" w:hAnsi="맑은 고딕" w:eastAsia="맑은 고딕" w:cs="맑은 고딕"/>
-          <w:color w:val="000000"/>
-        </w:rPr>
-        <w:br/>
-      </w:r>
-      <w:r>
-        <w:rPr>
-          <w:rFonts w:ascii="맑은 고딕" w:hAnsi="맑은 고딕" w:eastAsia="맑은 고딕" w:cs="맑은 고딕"/>
-          <w:color w:val="000000"/>
-        </w:rPr>
-        <w:br/>
-      </w:r>
-      <w:r>
-        <w:rPr>
-          <w:rFonts w:ascii="맑은 고딕" w:hAnsi="맑은 고딕" w:eastAsia="맑은 고딕" w:cs="맑은 고딕"/>
-          <w:color w:val="000000"/>
-        </w:rPr>
-        <w:t>⑤ 그런데 피고인 1이 투기한 것은 이동식 분뇨처리 탈수차량을 이용하여 분뇨를 탈수 처리한 후의 분뇨처리수로서 어느 정도의 정화과정을 거친 것이고, 단속 공무원의 진술에 의하더라도 분뇨 자체가 아닌 액상이었다.</w:t>
-      </w:r>
-      <w:r>
-        <w:rPr>
-          <w:rFonts w:ascii="맑은 고딕" w:hAnsi="맑은 고딕" w:eastAsia="맑은 고딕" w:cs="맑은 고딕"/>
-          <w:color w:val="000000"/>
-        </w:rPr>
-        <w:br/>
-      </w:r>
-      <w:r>
-        <w:rPr>
-          <w:rFonts w:ascii="맑은 고딕" w:hAnsi="맑은 고딕" w:eastAsia="맑은 고딕" w:cs="맑은 고딕"/>
-          <w:color w:val="000000"/>
-        </w:rPr>
-        <w:br/>
-      </w:r>
-      <w:r>
-        <w:rPr>
-          <w:rFonts w:ascii="맑은 고딕" w:hAnsi="맑은 고딕" w:eastAsia="맑은 고딕" w:cs="맑은 고딕"/>
           <w:b/>
           <w:color w:val="000000"/>
           <w:u w:val="single"/>
         </w:rPr>
-        <w:t>⑥ 이와 같이 투기한 것이 분뇨 그 자체가 아닌 경우라면, 적어도 ‘분뇨인 상태’ 즉 수질오염으로 인하여 국민건강 및 환경상의 위해를 초래할 정도의 분뇨가 함유된 폐수로 볼 수 있는 경우에만 ‘분뇨를 버리는 행위’에 해당한다고 할 수 있다.</w:t>
-      </w:r>
-      <w:r>
-        <w:rPr>
-          <w:rFonts w:ascii="맑은 고딕" w:hAnsi="맑은 고딕" w:eastAsia="맑은 고딕" w:cs="맑은 고딕"/>
-          <w:color w:val="000000"/>
-        </w:rPr>
-        <w:br/>
-      </w:r>
-      <w:r>
-        <w:rPr>
-          <w:rFonts w:ascii="맑은 고딕" w:hAnsi="맑은 고딕" w:eastAsia="맑은 고딕" w:cs="맑은 고딕"/>
-          <w:color w:val="000000"/>
-        </w:rPr>
-        <w:br/>
-      </w:r>
-      <w:r>
-        <w:rPr>
-          <w:rFonts w:ascii="맑은 고딕" w:hAnsi="맑은 고딕" w:eastAsia="맑은 고딕" w:cs="맑은 고딕"/>
-          <w:color w:val="000000"/>
-          <w:u w:val="single"/>
-        </w:rPr>
-        <w:t>⑦ 그렇다면 원심으로서는 투기한 분뇨처리수가 위해를 초래할 정도의 분뇨가 함유된 폐수인지 여부를 가렸어야 한다.</w:t>
-      </w:r>
-      <w:r>
-        <w:rPr>
-          <w:rFonts w:ascii="맑은 고딕" w:hAnsi="맑은 고딕" w:eastAsia="맑은 고딕" w:cs="맑은 고딕"/>
-          <w:color w:val="000000"/>
-        </w:rPr>
-        <w:br/>
-      </w:r>
-      <w:r>
-        <w:rPr>
-          <w:rFonts w:ascii="맑은 고딕" w:hAnsi="맑은 고딕" w:eastAsia="맑은 고딕" w:cs="맑은 고딕"/>
-          <w:color w:val="000000"/>
-        </w:rPr>
-        <w:br/>
-      </w:r>
-      <w:r>
-        <w:rPr>
-          <w:rFonts w:ascii="맑은 고딕" w:hAnsi="맑은 고딕" w:eastAsia="맑은 고딕" w:cs="맑은 고딕"/>
-          <w:b/>
-          <w:color w:val="000000"/>
-          <w:u w:val="single"/>
-        </w:rPr>
         <w:t>⑧ 그럼에도 이러한 조치까지 나아가지 아니한 채 분뇨에 해당한다고 단정하여 유죄로 인정한 원심판결에는 분뇨의 개념에 관한 법리를 오해하거나 필요한 심리를 다하지 아니한 위법이 있다.</w:t>
       </w:r>
-    </w:p>
-    <w:p>
-      <w:pPr>
-        <w:autoSpaceDN w:val="0"/>
-        <w:autoSpaceDE w:val="0"/>
-      </w:pPr>
     </w:p>
     <w:p>
       <w:pPr>
